--- a/Etat de l'art/CeQuiSeFaitDeja.docx
+++ b/Etat de l'art/CeQuiSeFaitDeja.docx
@@ -5,39 +5,29 @@
     <w:p>
       <w:pPr>
         <w:pStyle w:val="Titre1"/>
-      </w:pPr>
-      <w:proofErr w:type="spellStart"/>
-      <w:r>
-        <w:t>Recheches</w:t>
-      </w:r>
-      <w:proofErr w:type="spellEnd"/>
-      <w:r>
-        <w:t xml:space="preserve"> </w:t>
-      </w:r>
-      <w:proofErr w:type="spellStart"/>
-      <w:r>
-        <w:t>Existantes</w:t>
-      </w:r>
-      <w:proofErr w:type="spellEnd"/>
+        <w:rPr>
+          <w:lang w:val="fr-FR"/>
+        </w:rPr>
+      </w:pPr>
+      <w:r>
+        <w:rPr>
+          <w:lang w:val="fr-FR"/>
+        </w:rPr>
+        <w:t>Recheches Existantes</w:t>
+      </w:r>
     </w:p>
     <w:p>
       <w:pPr>
         <w:pStyle w:val="Titre2"/>
         <w:rPr>
-          <w:lang w:val="pt-BR"/>
-        </w:rPr>
-      </w:pPr>
-      <w:r>
-        <w:rPr>
-          <w:lang w:val="pt-BR"/>
-        </w:rPr>
-        <w:t>Dataset possible e</w:t>
-      </w:r>
-      <w:r>
-        <w:rPr>
-          <w:lang w:val="pt-BR"/>
-        </w:rPr>
-        <w:t xml:space="preserve">t  utilisable: </w:t>
+          <w:lang w:val="fr-FR"/>
+        </w:rPr>
+      </w:pPr>
+      <w:r>
+        <w:rPr>
+          <w:lang w:val="fr-FR"/>
+        </w:rPr>
+        <w:t xml:space="preserve">Dataset possible et  utilisable: </w:t>
       </w:r>
     </w:p>
     <w:p>
@@ -73,23 +63,22 @@
     </w:p>
     <w:p>
       <w:pPr>
-        <w:rPr>
-          <w:lang w:val="pt-BR"/>
-        </w:rPr>
-      </w:pPr>
-    </w:p>
-    <w:p>
-      <w:pPr>
         <w:pStyle w:val="Titre1"/>
         <w:rPr>
-          <w:lang w:val="pt-BR"/>
-        </w:rPr>
-      </w:pPr>
-      <w:r>
-        <w:rPr>
-          <w:lang w:val="pt-BR"/>
-        </w:rPr>
-        <w:t>Premier Article:</w:t>
+          <w:lang w:val="fr-FR"/>
+        </w:rPr>
+      </w:pPr>
+      <w:r>
+        <w:rPr>
+          <w:lang w:val="fr-FR"/>
+        </w:rPr>
+        <w:t xml:space="preserve">Premier </w:t>
+      </w:r>
+      <w:r>
+        <w:rPr>
+          <w:lang w:val="fr-FR"/>
+        </w:rPr>
+        <w:t>Article :</w:t>
       </w:r>
     </w:p>
     <w:p>
@@ -168,22 +157,12 @@
         </w:rPr>
         <w:t xml:space="preserve">Ajout d’une fonctionnalité manuel dans m’interface graphique pour les éléments non détecter par le programme (portes pliantes </w:t>
       </w:r>
-      <w:proofErr w:type="spellStart"/>
-      <w:proofErr w:type="gramStart"/>
-      <w:r>
-        <w:rPr>
-          <w:lang w:val="fr-FR"/>
-        </w:rPr>
-        <w:t>ect</w:t>
-      </w:r>
-      <w:proofErr w:type="spellEnd"/>
-      <w:r>
-        <w:rPr>
-          <w:lang w:val="fr-FR"/>
-        </w:rPr>
-        <w:t xml:space="preserve"> )</w:t>
-      </w:r>
-      <w:proofErr w:type="gramEnd"/>
+      <w:r>
+        <w:rPr>
+          <w:lang w:val="fr-FR"/>
+        </w:rPr>
+        <w:t>ect)</w:t>
+      </w:r>
       <w:r>
         <w:rPr>
           <w:lang w:val="fr-FR"/>
@@ -199,6 +178,7 @@
       </w:pPr>
       <w:r>
         <w:rPr>
+          <w:noProof/>
           <w:lang w:val="fr-FR"/>
         </w:rPr>
         <w:drawing>
@@ -262,63 +242,7 @@
         <w:rPr>
           <w:lang w:val="fr-FR"/>
         </w:rPr>
-        <w:t xml:space="preserve">Les auteurs on put identifier différentes limites il se trouve que </w:t>
-      </w:r>
-      <w:proofErr w:type="gramStart"/>
-      <w:r>
-        <w:rPr>
-          <w:lang w:val="fr-FR"/>
-        </w:rPr>
-        <w:t>leurs pipeline</w:t>
-      </w:r>
-      <w:proofErr w:type="gramEnd"/>
-      <w:r>
-        <w:rPr>
-          <w:lang w:val="fr-FR"/>
-        </w:rPr>
-        <w:t xml:space="preserve"> ne fonctionne qu’avec des plans </w:t>
-      </w:r>
-      <w:proofErr w:type="spellStart"/>
-      <w:r>
-        <w:rPr>
-          <w:lang w:val="fr-FR"/>
-        </w:rPr>
-        <w:t>Vectorié</w:t>
-      </w:r>
-      <w:proofErr w:type="spellEnd"/>
-      <w:r>
-        <w:rPr>
-          <w:lang w:val="fr-FR"/>
-        </w:rPr>
-        <w:t xml:space="preserve"> DXF/CAD, par exemple les plans au format image comme les PDF </w:t>
-      </w:r>
-      <w:proofErr w:type="spellStart"/>
-      <w:r>
-        <w:rPr>
-          <w:lang w:val="fr-FR"/>
-        </w:rPr>
-        <w:t>ect</w:t>
-      </w:r>
-      <w:proofErr w:type="spellEnd"/>
-      <w:r>
-        <w:rPr>
-          <w:lang w:val="fr-FR"/>
-        </w:rPr>
-        <w:t xml:space="preserve"> ne sont pas exploitable en l’états. Possible </w:t>
-      </w:r>
-      <w:proofErr w:type="spellStart"/>
-      <w:r>
-        <w:rPr>
-          <w:lang w:val="fr-FR"/>
-        </w:rPr>
-        <w:t>amelioration</w:t>
-      </w:r>
-      <w:proofErr w:type="spellEnd"/>
-      <w:r>
-        <w:rPr>
-          <w:lang w:val="fr-FR"/>
-        </w:rPr>
-        <w:t xml:space="preserve"> avec une étape supplémentaire via OCR.</w:t>
+        <w:t>Les auteurs on put identifier différentes limites il se trouve que leurs pipeline ne fonctionne qu’avec des plans Vectorié DXF/CAD, par exemple les plans au format image comme les PDF ect ne sont pas exploitable en l’états. Possible amelioration avec une étape supplémentaire via OCR.</w:t>
       </w:r>
     </w:p>
     <w:p>
@@ -343,70 +267,20 @@
         <w:rPr>
           <w:lang w:val="fr-FR"/>
         </w:rPr>
-        <w:t xml:space="preserve"> manque de flexibilité, étant basé sur des règles géométrique stricte pour la classification des éléments le système peine dans la </w:t>
-      </w:r>
+        <w:t xml:space="preserve"> manque de flexibilité, étant basé sur des règles géométrique stricte pour la classification des éléments le système peine dans la reconnaissance d’objet inhabituel comme les porte pliantes qui ne rexpect  pas les règles initial</w:t>
+      </w:r>
+    </w:p>
+    <w:p>
+      <w:pPr>
+        <w:rPr>
+          <w:lang w:val="fr-FR"/>
+        </w:rPr>
+      </w:pPr>
       <w:r>
         <w:rPr>
           <w:lang w:val="fr-FR"/>
         </w:rPr>
         <w:lastRenderedPageBreak/>
-        <w:t xml:space="preserve">reconnaissance d’objet inhabituel comme </w:t>
-      </w:r>
-      <w:proofErr w:type="gramStart"/>
-      <w:r>
-        <w:rPr>
-          <w:lang w:val="fr-FR"/>
-        </w:rPr>
-        <w:t>les porte</w:t>
-      </w:r>
-      <w:proofErr w:type="gramEnd"/>
-      <w:r>
-        <w:rPr>
-          <w:lang w:val="fr-FR"/>
-        </w:rPr>
-        <w:t xml:space="preserve"> pliantes qui ne </w:t>
-      </w:r>
-      <w:proofErr w:type="spellStart"/>
-      <w:proofErr w:type="gramStart"/>
-      <w:r>
-        <w:rPr>
-          <w:lang w:val="fr-FR"/>
-        </w:rPr>
-        <w:t>rexpect</w:t>
-      </w:r>
-      <w:proofErr w:type="spellEnd"/>
-      <w:r>
-        <w:rPr>
-          <w:lang w:val="fr-FR"/>
-        </w:rPr>
-        <w:t xml:space="preserve">  pas</w:t>
-      </w:r>
-      <w:proofErr w:type="gramEnd"/>
-      <w:r>
-        <w:rPr>
-          <w:lang w:val="fr-FR"/>
-        </w:rPr>
-        <w:t xml:space="preserve"> </w:t>
-      </w:r>
-      <w:proofErr w:type="gramStart"/>
-      <w:r>
-        <w:rPr>
-          <w:lang w:val="fr-FR"/>
-        </w:rPr>
-        <w:t>les règles initial</w:t>
-      </w:r>
-      <w:proofErr w:type="gramEnd"/>
-    </w:p>
-    <w:p>
-      <w:pPr>
-        <w:rPr>
-          <w:lang w:val="fr-FR"/>
-        </w:rPr>
-      </w:pPr>
-      <w:r>
-        <w:rPr>
-          <w:lang w:val="fr-FR"/>
-        </w:rPr>
         <w:t xml:space="preserve">Si les erreurs </w:t>
       </w:r>
       <w:r>
@@ -425,47 +299,18 @@
         <w:rPr>
           <w:lang w:val="fr-FR"/>
         </w:rPr>
-        <w:t xml:space="preserve">plan directement, par exemple </w:t>
-      </w:r>
-      <w:proofErr w:type="gramStart"/>
-      <w:r>
-        <w:rPr>
-          <w:lang w:val="fr-FR"/>
-        </w:rPr>
-        <w:t>si  deux</w:t>
-      </w:r>
-      <w:proofErr w:type="gramEnd"/>
-      <w:r>
-        <w:rPr>
-          <w:lang w:val="fr-FR"/>
-        </w:rPr>
-        <w:t xml:space="preserve"> lignes ne sont pas correctement le programme va permettre de laisser une distance de sécurité pour </w:t>
-      </w:r>
-      <w:proofErr w:type="spellStart"/>
-      <w:proofErr w:type="gramStart"/>
-      <w:r>
-        <w:rPr>
-          <w:lang w:val="fr-FR"/>
-        </w:rPr>
-        <w:t>fermé</w:t>
-      </w:r>
-      <w:proofErr w:type="spellEnd"/>
-      <w:proofErr w:type="gramEnd"/>
-      <w:r>
-        <w:rPr>
-          <w:lang w:val="fr-FR"/>
-        </w:rPr>
-        <w:t xml:space="preserve"> les murs. </w:t>
-      </w:r>
-    </w:p>
-    <w:p>
-      <w:pPr>
-        <w:rPr>
-          <w:lang w:val="fr-FR"/>
-        </w:rPr>
-      </w:pPr>
-      <w:r>
-        <w:rPr>
+        <w:t xml:space="preserve">plan directement, par exemple si  deux lignes ne sont pas correctement le programme va permettre de laisser une distance de sécurité pour fermé les murs. </w:t>
+      </w:r>
+    </w:p>
+    <w:p>
+      <w:pPr>
+        <w:rPr>
+          <w:lang w:val="fr-FR"/>
+        </w:rPr>
+      </w:pPr>
+      <w:r>
+        <w:rPr>
+          <w:noProof/>
           <w:lang w:val="fr-FR"/>
         </w:rPr>
         <w:drawing>
@@ -507,6 +352,81 @@
     </w:p>
     <w:p>
       <w:pPr>
+        <w:rPr>
+          <w:lang w:val="fr-FR"/>
+        </w:rPr>
+      </w:pPr>
+      <w:r>
+        <w:rPr>
+          <w:lang w:val="fr-FR"/>
+        </w:rPr>
+        <w:t>La détection de quel type de pièces (chambre, Slb, salle d’eau…)  est encore dépendante des annotations du plan en l’absence de note, le model commet encore des erreurs. Les auteurs rappels que c’est principalement pour la sélection de texture lors de la génération des plans 3D.</w:t>
+      </w:r>
+    </w:p>
+    <w:p>
+      <w:pPr>
+        <w:rPr>
+          <w:lang w:val="fr-FR"/>
+        </w:rPr>
+      </w:pPr>
+      <w:r>
+        <w:rPr>
+          <w:lang w:val="fr-FR"/>
+        </w:rPr>
+        <w:t xml:space="preserve">Pour les finir le model 3D généré est relativement sommaire (murs portes, </w:t>
+      </w:r>
+      <w:r>
+        <w:rPr>
+          <w:lang w:val="fr-FR"/>
+        </w:rPr>
+        <w:t>fenêtres)</w:t>
+      </w:r>
+      <w:r>
+        <w:rPr>
+          <w:lang w:val="fr-FR"/>
+        </w:rPr>
+        <w:t xml:space="preserve"> </w:t>
+      </w:r>
+      <w:r>
+        <w:rPr>
+          <w:lang w:val="fr-FR"/>
+        </w:rPr>
+        <w:t xml:space="preserve">mais </w:t>
+      </w:r>
+      <w:r>
+        <w:rPr>
+          <w:lang w:val="fr-FR"/>
+        </w:rPr>
+        <w:t xml:space="preserve">les utilisateurs qui l’ont </w:t>
+      </w:r>
+      <w:r>
+        <w:rPr>
+          <w:lang w:val="fr-FR"/>
+        </w:rPr>
+        <w:t>testé</w:t>
+      </w:r>
+      <w:r>
+        <w:rPr>
+          <w:lang w:val="fr-FR"/>
+        </w:rPr>
+        <w:t xml:space="preserve"> se sont dit satisfait </w:t>
+      </w:r>
+      <w:r>
+        <w:rPr>
+          <w:lang w:val="fr-FR"/>
+        </w:rPr>
+        <w:t xml:space="preserve">de la visite VR, qui leurs offrais une possibilité de mieux se projeté que sur des plans 2D, que qui les aidé dans leurs prises de décision. Ils ont aussi rapporté que l’expérience étais intuitive et facile à prendre en main est qu’ils étaient favorables à utiliser plus souvent ce type de d’outils. </w:t>
+      </w:r>
+    </w:p>
+    <w:p>
+      <w:pPr>
+        <w:rPr>
+          <w:lang w:val="fr-FR"/>
+        </w:rPr>
+      </w:pPr>
+    </w:p>
+    <w:p>
+      <w:pPr>
         <w:pStyle w:val="NormalWeb"/>
         <w:rPr>
           <w:lang w:val="fr-FR"/>
@@ -589,47 +509,13 @@
       <w:pPr>
         <w:pStyle w:val="NormalWeb"/>
       </w:pPr>
-      <w:proofErr w:type="spellStart"/>
       <w:r>
         <w:rPr>
           <w:rStyle w:val="lev"/>
           <w:rFonts w:eastAsiaTheme="majorEastAsia"/>
         </w:rPr>
-        <w:t>Reconnaissance</w:t>
-      </w:r>
-      <w:proofErr w:type="spellEnd"/>
-      <w:r>
-        <w:rPr>
-          <w:rStyle w:val="lev"/>
-          <w:rFonts w:eastAsiaTheme="majorEastAsia"/>
-        </w:rPr>
-        <w:t xml:space="preserve"> de </w:t>
-      </w:r>
-      <w:proofErr w:type="spellStart"/>
-      <w:r>
-        <w:rPr>
-          <w:rStyle w:val="lev"/>
-          <w:rFonts w:eastAsiaTheme="majorEastAsia"/>
-        </w:rPr>
-        <w:t>symboles</w:t>
-      </w:r>
-      <w:proofErr w:type="spellEnd"/>
-      <w:r>
-        <w:rPr>
-          <w:rStyle w:val="lev"/>
-          <w:rFonts w:eastAsiaTheme="majorEastAsia"/>
-        </w:rPr>
-        <w:t xml:space="preserve"> </w:t>
-      </w:r>
-      <w:proofErr w:type="spellStart"/>
-      <w:r>
-        <w:rPr>
-          <w:rStyle w:val="lev"/>
-          <w:rFonts w:eastAsiaTheme="majorEastAsia"/>
-        </w:rPr>
-        <w:t>limitée</w:t>
-      </w:r>
-      <w:proofErr w:type="spellEnd"/>
+        <w:t>Reconnaissance de symboles limitée</w:t>
+      </w:r>
     </w:p>
     <w:p>
       <w:pPr>
@@ -770,63 +656,13 @@
           <w:bCs/>
         </w:rPr>
       </w:pPr>
-      <w:proofErr w:type="spellStart"/>
       <w:r>
         <w:rPr>
           <w:rStyle w:val="lev"/>
           <w:rFonts w:eastAsiaTheme="majorEastAsia"/>
         </w:rPr>
-        <w:t>Typage</w:t>
-      </w:r>
-      <w:proofErr w:type="spellEnd"/>
-      <w:r>
-        <w:rPr>
-          <w:rStyle w:val="lev"/>
-          <w:rFonts w:eastAsiaTheme="majorEastAsia"/>
-        </w:rPr>
-        <w:t xml:space="preserve"> des </w:t>
-      </w:r>
-      <w:proofErr w:type="spellStart"/>
-      <w:r>
-        <w:rPr>
-          <w:rStyle w:val="lev"/>
-          <w:rFonts w:eastAsiaTheme="majorEastAsia"/>
-        </w:rPr>
-        <w:t>pièces</w:t>
-      </w:r>
-      <w:proofErr w:type="spellEnd"/>
-      <w:r>
-        <w:rPr>
-          <w:rStyle w:val="lev"/>
-          <w:rFonts w:eastAsiaTheme="majorEastAsia"/>
-        </w:rPr>
-        <w:t xml:space="preserve"> </w:t>
-      </w:r>
-      <w:proofErr w:type="spellStart"/>
-      <w:r>
-        <w:rPr>
-          <w:rStyle w:val="lev"/>
-          <w:rFonts w:eastAsiaTheme="majorEastAsia"/>
-        </w:rPr>
-        <w:t>encore</w:t>
-      </w:r>
-      <w:proofErr w:type="spellEnd"/>
-      <w:r>
-        <w:rPr>
-          <w:rStyle w:val="lev"/>
-          <w:rFonts w:eastAsiaTheme="majorEastAsia"/>
-        </w:rPr>
-        <w:t xml:space="preserve"> </w:t>
-      </w:r>
-      <w:proofErr w:type="spellStart"/>
-      <w:r>
-        <w:rPr>
-          <w:rStyle w:val="lev"/>
-          <w:rFonts w:eastAsiaTheme="majorEastAsia"/>
-        </w:rPr>
-        <w:t>simplifié</w:t>
-      </w:r>
-      <w:proofErr w:type="spellEnd"/>
+        <w:t>Typage des pièces encore simplifié</w:t>
+      </w:r>
     </w:p>
     <w:p>
       <w:pPr>
@@ -857,19 +693,11 @@
           <w:lang w:val="fr-FR"/>
         </w:rPr>
       </w:pPr>
-      <w:proofErr w:type="gramStart"/>
-      <w:r>
-        <w:rPr>
-          <w:lang w:val="fr-FR"/>
-        </w:rPr>
-        <w:t>des</w:t>
-      </w:r>
-      <w:proofErr w:type="gramEnd"/>
-      <w:r>
-        <w:rPr>
-          <w:lang w:val="fr-FR"/>
-        </w:rPr>
-        <w:t xml:space="preserve"> symboles présents (ex. évier → cuisine),</w:t>
+      <w:r>
+        <w:rPr>
+          <w:lang w:val="fr-FR"/>
+        </w:rPr>
+        <w:t>des symboles présents (ex. évier → cuisine),</w:t>
       </w:r>
     </w:p>
     <w:p>
@@ -880,39 +708,16 @@
           <w:numId w:val="13"/>
         </w:numPr>
       </w:pPr>
-      <w:proofErr w:type="spellStart"/>
-      <w:r>
-        <w:t>ou</w:t>
-      </w:r>
-      <w:proofErr w:type="spellEnd"/>
-      <w:r>
-        <w:t xml:space="preserve"> des </w:t>
-      </w:r>
-      <w:proofErr w:type="spellStart"/>
+      <w:r>
+        <w:t xml:space="preserve">ou des </w:t>
+      </w:r>
       <w:r>
         <w:rPr>
           <w:rStyle w:val="lev"/>
           <w:rFonts w:eastAsiaTheme="majorEastAsia"/>
         </w:rPr>
-        <w:t>abréviations</w:t>
-      </w:r>
-      <w:proofErr w:type="spellEnd"/>
-      <w:r>
-        <w:rPr>
-          <w:rStyle w:val="lev"/>
-          <w:rFonts w:eastAsiaTheme="majorEastAsia"/>
-        </w:rPr>
-        <w:t xml:space="preserve"> </w:t>
-      </w:r>
-      <w:proofErr w:type="spellStart"/>
-      <w:r>
-        <w:rPr>
-          <w:rStyle w:val="lev"/>
-          <w:rFonts w:eastAsiaTheme="majorEastAsia"/>
-        </w:rPr>
-        <w:t>textuelles</w:t>
-      </w:r>
-      <w:proofErr w:type="spellEnd"/>
+        <w:t>abréviations textuelles</w:t>
+      </w:r>
       <w:r>
         <w:t>.</w:t>
       </w:r>
@@ -932,6 +737,7 @@
         <w:rPr>
           <w:lang w:val="fr-FR"/>
         </w:rPr>
+        <w:lastRenderedPageBreak/>
         <w:t xml:space="preserve">Si ces éléments manquent, le typage peut être </w:t>
       </w:r>
       <w:r>
@@ -1023,25 +829,158 @@
     <w:p>
       <w:pPr>
         <w:pStyle w:val="NormalWeb"/>
-        <w:ind w:left="1080"/>
-        <w:rPr>
-          <w:lang w:val="fr-FR"/>
-        </w:rPr>
-      </w:pPr>
+        <w:numPr>
+          <w:ilvl w:val="0"/>
+          <w:numId w:val="14"/>
+        </w:numPr>
+        <w:rPr>
+          <w:lang w:val="fr-FR"/>
+        </w:rPr>
+      </w:pPr>
+      <w:r>
+        <w:rPr>
+          <w:rFonts w:hAnsi="Symbol"/>
+        </w:rPr>
+        <w:t></w:t>
+      </w:r>
+      <w:r>
+        <w:rPr>
+          <w:lang w:val="fr-FR"/>
+        </w:rPr>
+        <w:t xml:space="preserve">  </w:t>
+      </w:r>
+      <w:r>
+        <w:rPr>
+          <w:rStyle w:val="lev"/>
+          <w:rFonts w:eastAsiaTheme="majorEastAsia"/>
+          <w:lang w:val="fr-FR"/>
+        </w:rPr>
+        <w:t>Satisfaits du réalisme visuel</w:t>
+      </w:r>
+      <w:r>
+        <w:rPr>
+          <w:lang w:val="fr-FR"/>
+        </w:rPr>
+        <w:t xml:space="preserve"> dans la visite VR.</w:t>
+      </w:r>
     </w:p>
     <w:p>
       <w:pPr>
         <w:pStyle w:val="NormalWeb"/>
-        <w:ind w:left="1080"/>
-        <w:rPr>
-          <w:lang w:val="fr-FR"/>
-        </w:rPr>
-      </w:pPr>
+        <w:numPr>
+          <w:ilvl w:val="0"/>
+          <w:numId w:val="14"/>
+        </w:numPr>
+        <w:rPr>
+          <w:lang w:val="fr-FR"/>
+        </w:rPr>
+      </w:pPr>
+      <w:r>
+        <w:rPr>
+          <w:rFonts w:hAnsi="Symbol"/>
+        </w:rPr>
+        <w:t></w:t>
+      </w:r>
+      <w:r>
+        <w:rPr>
+          <w:lang w:val="fr-FR"/>
+        </w:rPr>
+        <w:t xml:space="preserve">  </w:t>
+      </w:r>
+      <w:r>
+        <w:rPr>
+          <w:rStyle w:val="lev"/>
+          <w:rFonts w:eastAsiaTheme="majorEastAsia"/>
+          <w:lang w:val="fr-FR"/>
+        </w:rPr>
+        <w:t>Favorables à utiliser plus souvent</w:t>
+      </w:r>
+      <w:r>
+        <w:rPr>
+          <w:lang w:val="fr-FR"/>
+        </w:rPr>
+        <w:t xml:space="preserve"> ce type de visite que les simples plans ou rendus.</w:t>
+      </w:r>
     </w:p>
     <w:p>
       <w:pPr>
         <w:pStyle w:val="NormalWeb"/>
-        <w:ind w:left="1080"/>
+        <w:numPr>
+          <w:ilvl w:val="0"/>
+          <w:numId w:val="14"/>
+        </w:numPr>
+        <w:rPr>
+          <w:lang w:val="fr-FR"/>
+        </w:rPr>
+      </w:pPr>
+      <w:r>
+        <w:rPr>
+          <w:rFonts w:hAnsi="Symbol"/>
+        </w:rPr>
+        <w:t></w:t>
+      </w:r>
+      <w:r>
+        <w:rPr>
+          <w:lang w:val="fr-FR"/>
+        </w:rPr>
+        <w:t xml:space="preserve">  </w:t>
+      </w:r>
+      <w:r>
+        <w:rPr>
+          <w:rStyle w:val="lev"/>
+          <w:rFonts w:eastAsiaTheme="majorEastAsia"/>
+          <w:lang w:val="fr-FR"/>
+        </w:rPr>
+        <w:t>Aidés dans leur prise de décision</w:t>
+      </w:r>
+      <w:r>
+        <w:rPr>
+          <w:lang w:val="fr-FR"/>
+        </w:rPr>
+        <w:t xml:space="preserve"> (achat ou location), car l’immersion leur permettait de mieux se projeter.</w:t>
+      </w:r>
+    </w:p>
+    <w:p>
+      <w:pPr>
+        <w:pStyle w:val="NormalWeb"/>
+        <w:numPr>
+          <w:ilvl w:val="0"/>
+          <w:numId w:val="14"/>
+        </w:numPr>
+        <w:rPr>
+          <w:lang w:val="fr-FR"/>
+        </w:rPr>
+      </w:pPr>
+      <w:r>
+        <w:rPr>
+          <w:rFonts w:hAnsi="Symbol"/>
+        </w:rPr>
+        <w:t></w:t>
+      </w:r>
+      <w:r>
+        <w:rPr>
+          <w:lang w:val="fr-FR"/>
+        </w:rPr>
+        <w:t xml:space="preserve">  Trouvaient que l’</w:t>
+      </w:r>
+      <w:r>
+        <w:rPr>
+          <w:rStyle w:val="lev"/>
+          <w:rFonts w:eastAsiaTheme="majorEastAsia"/>
+          <w:lang w:val="fr-FR"/>
+        </w:rPr>
+        <w:t>interaction était flexible et facile à comprendre</w:t>
+      </w:r>
+      <w:r>
+        <w:rPr>
+          <w:lang w:val="fr-FR"/>
+        </w:rPr>
+        <w:t>, notamment pour explorer et manipuler le mobilier.</w:t>
+      </w:r>
+    </w:p>
+    <w:p>
+      <w:pPr>
+        <w:pStyle w:val="NormalWeb"/>
         <w:rPr>
           <w:lang w:val="fr-FR"/>
         </w:rPr>
